--- a/samples/documents/07-GoToMarket策略会议.docx
+++ b/samples/documents/07-GoToMarket策略会议.docx
@@ -56,7 +56,7 @@
           <w:sz w:val="22"/>
           <w:szCs w:val="22"/>
         </w:rPr>
-        <w:t xml:space="preserve">苏楠、王莉（市场总监）、张伟（企业销售经理）、李鑫（客户成功经理）</w:t>
+        <w:t xml:space="preserve">苏楠、王莉、张伟、李鑫、黄薇</w:t>
       </w:r>
     </w:p>
     <w:p>
@@ -97,31 +97,19 @@
           <w:sz w:val="26"/>
           <w:szCs w:val="26"/>
         </w:rPr>
-        <w:t xml:space="preserve">市场分析（王莉汇报）</w:t>
-      </w:r>
-    </w:p>
-    <w:p>
-      <w:pPr>
-        <w:spacing w:after="80"/>
-      </w:pPr>
-      <w:r>
-        <w:rPr>
-          <w:sz w:val="22"/>
-          <w:szCs w:val="22"/>
-        </w:rPr>
-        <w:t xml:space="preserve">全球企业内容生成市场规模：$4.2B（2026 年预估）</w:t>
-      </w:r>
-    </w:p>
-    <w:p>
-      <w:pPr>
-        <w:spacing w:after="80"/>
-      </w:pPr>
-      <w:r>
-        <w:rPr>
-          <w:sz w:val="22"/>
-          <w:szCs w:val="22"/>
-        </w:rPr>
-        <w:t xml:space="preserve">年增长率：28%（2026-2030）</w:t>
+        <w:t xml:space="preserve">目标客户画像</w:t>
+      </w:r>
+    </w:p>
+    <w:p>
+      <w:pPr>
+        <w:spacing w:after="80"/>
+      </w:pPr>
+      <w:r>
+        <w:rPr>
+          <w:sz w:val="22"/>
+          <w:szCs w:val="22"/>
+        </w:rPr>
+        <w:t xml:space="preserve">苏楠介绍目标客户画像：</w:t>
       </w:r>
     </w:p>
     <w:p>
@@ -145,43 +133,55 @@
           <w:sz w:val="22"/>
           <w:szCs w:val="22"/>
         </w:rPr>
-        <w:t xml:space="preserve">竞品分析：</w:t>
-      </w:r>
-    </w:p>
-    <w:p>
-      <w:pPr>
-        <w:spacing w:after="80"/>
-      </w:pPr>
-      <w:r>
-        <w:rPr>
-          <w:sz w:val="22"/>
-          <w:szCs w:val="22"/>
-        </w:rPr>
-        <w:t xml:space="preserve">- Jasper: AI 营销文案，$49/月，无溯源能力</w:t>
-      </w:r>
-    </w:p>
-    <w:p>
-      <w:pPr>
-        <w:spacing w:after="80"/>
-      </w:pPr>
-      <w:r>
-        <w:rPr>
-          <w:sz w:val="22"/>
-          <w:szCs w:val="22"/>
-        </w:rPr>
-        <w:t xml:space="preserve">- Copy.ai: AI 写作助手，$36/月，质量不稳定</w:t>
-      </w:r>
-    </w:p>
-    <w:p>
-      <w:pPr>
-        <w:spacing w:after="80"/>
-      </w:pPr>
-      <w:r>
-        <w:rPr>
-          <w:sz w:val="22"/>
-          <w:szCs w:val="22"/>
-        </w:rPr>
-        <w:t xml:space="preserve">- Notion AI: 文档+AI，$10/月，AI 功能浅</w:t>
+        <w:t xml:space="preserve">客户类型 1: 产品经理（PM）</w:t>
+      </w:r>
+    </w:p>
+    <w:p>
+      <w:pPr>
+        <w:spacing w:after="80"/>
+      </w:pPr>
+      <w:r>
+        <w:rPr>
+          <w:sz w:val="22"/>
+          <w:szCs w:val="22"/>
+        </w:rPr>
+        <w:t xml:space="preserve">- 痛点：写 PRD 花费大量时间，需要手动整理市场数据、竞品分析、用户反馈</w:t>
+      </w:r>
+    </w:p>
+    <w:p>
+      <w:pPr>
+        <w:spacing w:after="80"/>
+      </w:pPr>
+      <w:r>
+        <w:rPr>
+          <w:sz w:val="22"/>
+          <w:szCs w:val="22"/>
+        </w:rPr>
+        <w:t xml:space="preserve">- 使用场景：生成 PRD、竞品分析报告、用户反馈汇总</w:t>
+      </w:r>
+    </w:p>
+    <w:p>
+      <w:pPr>
+        <w:spacing w:after="80"/>
+      </w:pPr>
+      <w:r>
+        <w:rPr>
+          <w:sz w:val="22"/>
+          <w:szCs w:val="22"/>
+        </w:rPr>
+        <w:t xml:space="preserve">- 决策因素：效率提升、内容质量、溯源能力</w:t>
+      </w:r>
+    </w:p>
+    <w:p>
+      <w:pPr>
+        <w:spacing w:after="80"/>
+      </w:pPr>
+      <w:r>
+        <w:rPr>
+          <w:sz w:val="22"/>
+          <w:szCs w:val="22"/>
+        </w:rPr>
+        <w:t xml:space="preserve">- 预算：$19/月（个人）或 $49/月/人（团队）</w:t>
       </w:r>
     </w:p>
     <w:p>
@@ -205,43 +205,127 @@
           <w:sz w:val="22"/>
           <w:szCs w:val="22"/>
         </w:rPr>
-        <w:t xml:space="preserve">i-Write 差异化优势：</w:t>
-      </w:r>
-    </w:p>
-    <w:p>
-      <w:pPr>
-        <w:spacing w:after="80"/>
-      </w:pPr>
-      <w:r>
-        <w:rPr>
-          <w:sz w:val="22"/>
-          <w:szCs w:val="22"/>
-        </w:rPr>
-        <w:t xml:space="preserve">1. 溯源能力：每段文字都能追溯到知识库来源</w:t>
-      </w:r>
-    </w:p>
-    <w:p>
-      <w:pPr>
-        <w:spacing w:after="80"/>
-      </w:pPr>
-      <w:r>
-        <w:rPr>
-          <w:sz w:val="22"/>
-          <w:szCs w:val="22"/>
-        </w:rPr>
-        <w:t xml:space="preserve">2. 知识库集成：支持 10+ 知识源类型</w:t>
-      </w:r>
-    </w:p>
-    <w:p>
-      <w:pPr>
-        <w:spacing w:after="80"/>
-      </w:pPr>
-      <w:r>
-        <w:rPr>
-          <w:sz w:val="22"/>
-          <w:szCs w:val="22"/>
-        </w:rPr>
-        <w:t xml:space="preserve">3. Trust Score：5 维度评估文档可信度</w:t>
+        <w:t xml:space="preserve">客户类型 2: 工程师（Engineer）</w:t>
+      </w:r>
+    </w:p>
+    <w:p>
+      <w:pPr>
+        <w:spacing w:after="80"/>
+      </w:pPr>
+      <w:r>
+        <w:rPr>
+          <w:sz w:val="22"/>
+          <w:szCs w:val="22"/>
+        </w:rPr>
+        <w:t xml:space="preserve">- 痛点：写技术文档、API 文档、架构设计文档耗时</w:t>
+      </w:r>
+    </w:p>
+    <w:p>
+      <w:pPr>
+        <w:spacing w:after="80"/>
+      </w:pPr>
+      <w:r>
+        <w:rPr>
+          <w:sz w:val="22"/>
+          <w:szCs w:val="22"/>
+        </w:rPr>
+        <w:t xml:space="preserve">- 使用场景：生成技术方案、API 文档、代码审查报告</w:t>
+      </w:r>
+    </w:p>
+    <w:p>
+      <w:pPr>
+        <w:spacing w:after="80"/>
+      </w:pPr>
+      <w:r>
+        <w:rPr>
+          <w:sz w:val="22"/>
+          <w:szCs w:val="22"/>
+        </w:rPr>
+        <w:t xml:space="preserve">- 决策因素：准确性、代码片段支持、与 GitHub 集成</w:t>
+      </w:r>
+    </w:p>
+    <w:p>
+      <w:pPr>
+        <w:spacing w:after="80"/>
+      </w:pPr>
+      <w:r>
+        <w:rPr>
+          <w:sz w:val="22"/>
+          <w:szCs w:val="22"/>
+        </w:rPr>
+        <w:t xml:space="preserve">- 预算：$19/月（个人）</w:t>
+      </w:r>
+    </w:p>
+    <w:p>
+      <w:pPr>
+        <w:spacing w:after="80"/>
+      </w:pPr>
+      <w:r>
+        <w:rPr>
+          <w:sz w:val="22"/>
+          <w:szCs w:val="22"/>
+        </w:rPr>
+        <w:t xml:space="preserve"/>
+      </w:r>
+    </w:p>
+    <w:p>
+      <w:pPr>
+        <w:spacing w:after="80"/>
+      </w:pPr>
+      <w:r>
+        <w:rPr>
+          <w:sz w:val="22"/>
+          <w:szCs w:val="22"/>
+        </w:rPr>
+        <w:t xml:space="preserve">客户类型 3: 咨询顾问（Consultant）</w:t>
+      </w:r>
+    </w:p>
+    <w:p>
+      <w:pPr>
+        <w:spacing w:after="80"/>
+      </w:pPr>
+      <w:r>
+        <w:rPr>
+          <w:sz w:val="22"/>
+          <w:szCs w:val="22"/>
+        </w:rPr>
+        <w:t xml:space="preserve">- 痛点：为客户写行业报告、市场分析、商业计划书</w:t>
+      </w:r>
+    </w:p>
+    <w:p>
+      <w:pPr>
+        <w:spacing w:after="80"/>
+      </w:pPr>
+      <w:r>
+        <w:rPr>
+          <w:sz w:val="22"/>
+          <w:szCs w:val="22"/>
+        </w:rPr>
+        <w:t xml:space="preserve">- 使用场景：生成行业报告、市场分析、商业计划书</w:t>
+      </w:r>
+    </w:p>
+    <w:p>
+      <w:pPr>
+        <w:spacing w:after="80"/>
+      </w:pPr>
+      <w:r>
+        <w:rPr>
+          <w:sz w:val="22"/>
+          <w:szCs w:val="22"/>
+        </w:rPr>
+        <w:t xml:space="preserve">- 决策因素：内容深度、专业性、可定制性</w:t>
+      </w:r>
+    </w:p>
+    <w:p>
+      <w:pPr>
+        <w:spacing w:after="80"/>
+      </w:pPr>
+      <w:r>
+        <w:rPr>
+          <w:sz w:val="22"/>
+          <w:szCs w:val="22"/>
+        </w:rPr>
+        <w:t xml:space="preserve">- 预算：$49/月/人（团队版）</w:t>
       </w:r>
     </w:p>
     <w:p>
@@ -256,55 +340,19 @@
           <w:sz w:val="26"/>
           <w:szCs w:val="26"/>
         </w:rPr>
-        <w:t xml:space="preserve">定价策略讨论</w:t>
-      </w:r>
-    </w:p>
-    <w:p>
-      <w:pPr>
-        <w:spacing w:after="80"/>
-      </w:pPr>
-      <w:r>
-        <w:rPr>
-          <w:sz w:val="22"/>
-          <w:szCs w:val="22"/>
-        </w:rPr>
-        <w:t xml:space="preserve">定价方案（已确认）：</w:t>
-      </w:r>
-    </w:p>
-    <w:p>
-      <w:pPr>
-        <w:spacing w:after="80"/>
-      </w:pPr>
-      <w:r>
-        <w:rPr>
-          <w:sz w:val="22"/>
-          <w:szCs w:val="22"/>
-        </w:rPr>
-        <w:t xml:space="preserve">- Free: $0/月，5 次生成/月，吸引试用用户</w:t>
-      </w:r>
-    </w:p>
-    <w:p>
-      <w:pPr>
-        <w:spacing w:after="80"/>
-      </w:pPr>
-      <w:r>
-        <w:rPr>
-          <w:sz w:val="22"/>
-          <w:szCs w:val="22"/>
-        </w:rPr>
-        <w:t xml:space="preserve">- Pro: $19/月，无限生成，个人专业人士</w:t>
-      </w:r>
-    </w:p>
-    <w:p>
-      <w:pPr>
-        <w:spacing w:after="80"/>
-      </w:pPr>
-      <w:r>
-        <w:rPr>
-          <w:sz w:val="22"/>
-          <w:szCs w:val="22"/>
-        </w:rPr>
-        <w:t xml:space="preserve">- Team: $49/月/人，团队协作，企业团队</w:t>
+        <w:t xml:space="preserve">定价策略</w:t>
+      </w:r>
+    </w:p>
+    <w:p>
+      <w:pPr>
+        <w:spacing w:after="80"/>
+      </w:pPr>
+      <w:r>
+        <w:rPr>
+          <w:sz w:val="22"/>
+          <w:szCs w:val="22"/>
+        </w:rPr>
+        <w:t xml:space="preserve">王莉介绍定价策略：</w:t>
       </w:r>
     </w:p>
     <w:p>
@@ -328,19 +376,187 @@
           <w:sz w:val="22"/>
           <w:szCs w:val="22"/>
         </w:rPr>
-        <w:t xml:space="preserve">年付优惠：8 折</w:t>
-      </w:r>
-    </w:p>
-    <w:p>
-      <w:pPr>
-        <w:spacing w:after="80"/>
-      </w:pPr>
-      <w:r>
-        <w:rPr>
-          <w:sz w:val="22"/>
-          <w:szCs w:val="22"/>
-        </w:rPr>
-        <w:t xml:space="preserve">教育优惠：5 折（需 .edu 邮箱验证）</w:t>
+        <w:t xml:space="preserve">PLG（Product-Led Growth）策略：</w:t>
+      </w:r>
+    </w:p>
+    <w:p>
+      <w:pPr>
+        <w:spacing w:after="80"/>
+      </w:pPr>
+      <w:r>
+        <w:rPr>
+          <w:sz w:val="22"/>
+          <w:szCs w:val="22"/>
+        </w:rPr>
+        <w:t xml:space="preserve">- 免费版吸引用户，付费版转化</w:t>
+      </w:r>
+    </w:p>
+    <w:p>
+      <w:pPr>
+        <w:spacing w:after="80"/>
+      </w:pPr>
+      <w:r>
+        <w:rPr>
+          <w:sz w:val="22"/>
+          <w:szCs w:val="22"/>
+        </w:rPr>
+        <w:t xml:space="preserve">- 免费版限制：5 次文档生成/月、1 个知识源、无导出功能</w:t>
+      </w:r>
+    </w:p>
+    <w:p>
+      <w:pPr>
+        <w:spacing w:after="80"/>
+      </w:pPr>
+      <w:r>
+        <w:rPr>
+          <w:sz w:val="22"/>
+          <w:szCs w:val="22"/>
+        </w:rPr>
+        <w:t xml:space="preserve">- 付费版解锁：无限次文档生成、10+ 知识源、Word/PPT/Excel 导出</w:t>
+      </w:r>
+    </w:p>
+    <w:p>
+      <w:pPr>
+        <w:spacing w:after="80"/>
+      </w:pPr>
+      <w:r>
+        <w:rPr>
+          <w:sz w:val="22"/>
+          <w:szCs w:val="22"/>
+        </w:rPr>
+        <w:t xml:space="preserve"/>
+      </w:r>
+    </w:p>
+    <w:p>
+      <w:pPr>
+        <w:spacing w:after="80"/>
+      </w:pPr>
+      <w:r>
+        <w:rPr>
+          <w:sz w:val="22"/>
+          <w:szCs w:val="22"/>
+        </w:rPr>
+        <w:t xml:space="preserve">定价对比（竞品）：</w:t>
+      </w:r>
+    </w:p>
+    <w:p>
+      <w:pPr>
+        <w:spacing w:after="80"/>
+      </w:pPr>
+      <w:r>
+        <w:rPr>
+          <w:sz w:val="22"/>
+          <w:szCs w:val="22"/>
+        </w:rPr>
+        <w:t xml:space="preserve">- Jasper: $49/月（AI 写作）— 无溯源、无知识库</w:t>
+      </w:r>
+    </w:p>
+    <w:p>
+      <w:pPr>
+        <w:spacing w:after="80"/>
+      </w:pPr>
+      <w:r>
+        <w:rPr>
+          <w:sz w:val="22"/>
+          <w:szCs w:val="22"/>
+        </w:rPr>
+        <w:t xml:space="preserve">- Copy.ai: $36/月（AI 写作）— 无溯源、无知识库</w:t>
+      </w:r>
+    </w:p>
+    <w:p>
+      <w:pPr>
+        <w:spacing w:after="80"/>
+      </w:pPr>
+      <w:r>
+        <w:rPr>
+          <w:sz w:val="22"/>
+          <w:szCs w:val="22"/>
+        </w:rPr>
+        <w:t xml:space="preserve">- Notion AI: $10/月（AI 辅助）— 无溯源、无独立产品</w:t>
+      </w:r>
+    </w:p>
+    <w:p>
+      <w:pPr>
+        <w:spacing w:after="80"/>
+      </w:pPr>
+      <w:r>
+        <w:rPr>
+          <w:sz w:val="22"/>
+          <w:szCs w:val="22"/>
+        </w:rPr>
+        <w:t xml:space="preserve">- i-Write: $19/月（AI 文档生成）— 溯源、知识库、评估</w:t>
+      </w:r>
+    </w:p>
+    <w:p>
+      <w:pPr>
+        <w:spacing w:after="80"/>
+      </w:pPr>
+      <w:r>
+        <w:rPr>
+          <w:sz w:val="22"/>
+          <w:szCs w:val="22"/>
+        </w:rPr>
+        <w:t xml:space="preserve"/>
+      </w:r>
+    </w:p>
+    <w:p>
+      <w:pPr>
+        <w:spacing w:after="80"/>
+      </w:pPr>
+      <w:r>
+        <w:rPr>
+          <w:sz w:val="22"/>
+          <w:szCs w:val="22"/>
+        </w:rPr>
+        <w:t xml:space="preserve">i-Write 差异化：</w:t>
+      </w:r>
+    </w:p>
+    <w:p>
+      <w:pPr>
+        <w:spacing w:after="80"/>
+      </w:pPr>
+      <w:r>
+        <w:rPr>
+          <w:sz w:val="22"/>
+          <w:szCs w:val="22"/>
+        </w:rPr>
+        <w:t xml:space="preserve">- 溯源能力：每个引用都能追溯到原始文档</w:t>
+      </w:r>
+    </w:p>
+    <w:p>
+      <w:pPr>
+        <w:spacing w:after="80"/>
+      </w:pPr>
+      <w:r>
+        <w:rPr>
+          <w:sz w:val="22"/>
+          <w:szCs w:val="22"/>
+        </w:rPr>
+        <w:t xml:space="preserve">- 知识库集成：连接企业内部知识源</w:t>
+      </w:r>
+    </w:p>
+    <w:p>
+      <w:pPr>
+        <w:spacing w:after="80"/>
+      </w:pPr>
+      <w:r>
+        <w:rPr>
+          <w:sz w:val="22"/>
+          <w:szCs w:val="22"/>
+        </w:rPr>
+        <w:t xml:space="preserve">- Trust Score：每个生成文档都有可信度评分</w:t>
+      </w:r>
+    </w:p>
+    <w:p>
+      <w:pPr>
+        <w:spacing w:after="80"/>
+      </w:pPr>
+      <w:r>
+        <w:rPr>
+          <w:sz w:val="22"/>
+          <w:szCs w:val="22"/>
+        </w:rPr>
+        <w:t xml:space="preserve">- 评估闭环：自动生成评估报告</w:t>
       </w:r>
     </w:p>
     <w:p>
@@ -355,55 +571,19 @@
           <w:sz w:val="26"/>
           <w:szCs w:val="26"/>
         </w:rPr>
-        <w:t xml:space="preserve">渠道策略（王莉、张伟）</w:t>
-      </w:r>
-    </w:p>
-    <w:p>
-      <w:pPr>
-        <w:spacing w:after="80"/>
-      </w:pPr>
-      <w:r>
-        <w:rPr>
-          <w:sz w:val="22"/>
-          <w:szCs w:val="22"/>
-        </w:rPr>
-        <w:t xml:space="preserve">PLG（Product-Led Growth）— 王莉负责：</w:t>
-      </w:r>
-    </w:p>
-    <w:p>
-      <w:pPr>
-        <w:spacing w:after="80"/>
-      </w:pPr>
-      <w:r>
-        <w:rPr>
-          <w:sz w:val="22"/>
-          <w:szCs w:val="22"/>
-        </w:rPr>
-        <w:t xml:space="preserve">- 免费版吸引用户 → 自然升级</w:t>
-      </w:r>
-    </w:p>
-    <w:p>
-      <w:pPr>
-        <w:spacing w:after="80"/>
-      </w:pPr>
-      <w:r>
-        <w:rPr>
-          <w:sz w:val="22"/>
-          <w:szCs w:val="22"/>
-        </w:rPr>
-        <w:t xml:space="preserve">- 病毒传播：邀请好友获赠 10 次额外生成</w:t>
-      </w:r>
-    </w:p>
-    <w:p>
-      <w:pPr>
-        <w:spacing w:after="80"/>
-      </w:pPr>
-      <w:r>
-        <w:rPr>
-          <w:sz w:val="22"/>
-          <w:szCs w:val="22"/>
-        </w:rPr>
-        <w:t xml:space="preserve">- 内容营销：技术博客 + 社交媒体（掘金、知乎、微信公众号）</w:t>
+        <w:t xml:space="preserve">渠道策略</w:t>
+      </w:r>
+    </w:p>
+    <w:p>
+      <w:pPr>
+        <w:spacing w:after="80"/>
+      </w:pPr>
+      <w:r>
+        <w:rPr>
+          <w:sz w:val="22"/>
+          <w:szCs w:val="22"/>
+        </w:rPr>
+        <w:t xml:space="preserve">张伟介绍渠道策略：</w:t>
       </w:r>
     </w:p>
     <w:p>
@@ -427,43 +607,55 @@
           <w:sz w:val="22"/>
           <w:szCs w:val="22"/>
         </w:rPr>
-        <w:t xml:space="preserve">企业直销 — 张伟负责：</w:t>
-      </w:r>
-    </w:p>
-    <w:p>
-      <w:pPr>
-        <w:spacing w:after="80"/>
-      </w:pPr>
-      <w:r>
-        <w:rPr>
-          <w:sz w:val="22"/>
-          <w:szCs w:val="22"/>
-        </w:rPr>
-        <w:t xml:space="preserve">- 目标：Q3 完成 10 家企业客户签约</w:t>
-      </w:r>
-    </w:p>
-    <w:p>
-      <w:pPr>
-        <w:spacing w:after="80"/>
-      </w:pPr>
-      <w:r>
-        <w:rPr>
-          <w:sz w:val="22"/>
-          <w:szCs w:val="22"/>
-        </w:rPr>
-        <w:t xml:space="preserve">- 重点行业：科技、咨询、金融</w:t>
-      </w:r>
-    </w:p>
-    <w:p>
-      <w:pPr>
-        <w:spacing w:after="80"/>
-      </w:pPr>
-      <w:r>
-        <w:rPr>
-          <w:sz w:val="22"/>
-          <w:szCs w:val="22"/>
-        </w:rPr>
-        <w:t xml:space="preserve">- 合作伙伴：系统集成商、云服务商</w:t>
+        <w:t xml:space="preserve">线上渠道：</w:t>
+      </w:r>
+    </w:p>
+    <w:p>
+      <w:pPr>
+        <w:spacing w:after="80"/>
+      </w:pPr>
+      <w:r>
+        <w:rPr>
+          <w:sz w:val="22"/>
+          <w:szCs w:val="22"/>
+        </w:rPr>
+        <w:t xml:space="preserve">- 产品官网（landing page）— 王莉负责设计</w:t>
+      </w:r>
+    </w:p>
+    <w:p>
+      <w:pPr>
+        <w:spacing w:after="80"/>
+      </w:pPr>
+      <w:r>
+        <w:rPr>
+          <w:sz w:val="22"/>
+          <w:szCs w:val="22"/>
+        </w:rPr>
+        <w:t xml:space="preserve">- 技术博客（Medium、掘金）— 陈强、刘伟撰写技术文章</w:t>
+      </w:r>
+    </w:p>
+    <w:p>
+      <w:pPr>
+        <w:spacing w:after="80"/>
+      </w:pPr>
+      <w:r>
+        <w:rPr>
+          <w:sz w:val="22"/>
+          <w:szCs w:val="22"/>
+        </w:rPr>
+        <w:t xml:space="preserve">- 社交媒体（Twitter、LinkedIn）— 王莉负责运营</w:t>
+      </w:r>
+    </w:p>
+    <w:p>
+      <w:pPr>
+        <w:spacing w:after="80"/>
+      </w:pPr>
+      <w:r>
+        <w:rPr>
+          <w:sz w:val="22"/>
+          <w:szCs w:val="22"/>
+        </w:rPr>
+        <w:t xml:space="preserve">- Product Hunt 发布 — 计划 7 月中旬</w:t>
       </w:r>
     </w:p>
     <w:p>
@@ -487,43 +679,103 @@
           <w:sz w:val="22"/>
           <w:szCs w:val="22"/>
         </w:rPr>
-        <w:t xml:space="preserve">客户成功 — 李鑫负责：</w:t>
-      </w:r>
-    </w:p>
-    <w:p>
-      <w:pPr>
-        <w:spacing w:after="80"/>
-      </w:pPr>
-      <w:r>
-        <w:rPr>
-          <w:sz w:val="22"/>
-          <w:szCs w:val="22"/>
-        </w:rPr>
-        <w:t xml:space="preserve">- 客户 onboarding 流程设计</w:t>
-      </w:r>
-    </w:p>
-    <w:p>
-      <w:pPr>
-        <w:spacing w:after="80"/>
-      </w:pPr>
-      <w:r>
-        <w:rPr>
-          <w:sz w:val="22"/>
-          <w:szCs w:val="22"/>
-        </w:rPr>
-        <w:t xml:space="preserve">- 定期客户回访（月度）</w:t>
-      </w:r>
-    </w:p>
-    <w:p>
-      <w:pPr>
-        <w:spacing w:after="80"/>
-      </w:pPr>
-      <w:r>
-        <w:rPr>
-          <w:sz w:val="22"/>
-          <w:szCs w:val="22"/>
-        </w:rPr>
-        <w:t xml:space="preserve">- NPS 调查（季度）</w:t>
+        <w:t xml:space="preserve">线下渠道：</w:t>
+      </w:r>
+    </w:p>
+    <w:p>
+      <w:pPr>
+        <w:spacing w:after="80"/>
+      </w:pPr>
+      <w:r>
+        <w:rPr>
+          <w:sz w:val="22"/>
+          <w:szCs w:val="22"/>
+        </w:rPr>
+        <w:t xml:space="preserve">- 技术大会演讲（QCon、ArchSummit）— 陈强负责</w:t>
+      </w:r>
+    </w:p>
+    <w:p>
+      <w:pPr>
+        <w:spacing w:after="80"/>
+      </w:pPr>
+      <w:r>
+        <w:rPr>
+          <w:sz w:val="22"/>
+          <w:szCs w:val="22"/>
+        </w:rPr>
+        <w:t xml:space="preserve">- 企业客户拜访 — 张伟负责</w:t>
+      </w:r>
+    </w:p>
+    <w:p>
+      <w:pPr>
+        <w:spacing w:after="80"/>
+      </w:pPr>
+      <w:r>
+        <w:rPr>
+          <w:sz w:val="22"/>
+          <w:szCs w:val="22"/>
+        </w:rPr>
+        <w:t xml:space="preserve">- 合作伙伴推荐 — 李鑫负责</w:t>
+      </w:r>
+    </w:p>
+    <w:p>
+      <w:pPr>
+        <w:spacing w:after="80"/>
+      </w:pPr>
+      <w:r>
+        <w:rPr>
+          <w:sz w:val="22"/>
+          <w:szCs w:val="22"/>
+        </w:rPr>
+        <w:t xml:space="preserve"/>
+      </w:r>
+    </w:p>
+    <w:p>
+      <w:pPr>
+        <w:spacing w:after="80"/>
+      </w:pPr>
+      <w:r>
+        <w:rPr>
+          <w:sz w:val="22"/>
+          <w:szCs w:val="22"/>
+        </w:rPr>
+        <w:t xml:space="preserve">客户获取成本（CAC）目标：</w:t>
+      </w:r>
+    </w:p>
+    <w:p>
+      <w:pPr>
+        <w:spacing w:after="80"/>
+      </w:pPr>
+      <w:r>
+        <w:rPr>
+          <w:sz w:val="22"/>
+          <w:szCs w:val="22"/>
+        </w:rPr>
+        <w:t xml:space="preserve">- 免费用户：$0（自然增长）</w:t>
+      </w:r>
+    </w:p>
+    <w:p>
+      <w:pPr>
+        <w:spacing w:after="80"/>
+      </w:pPr>
+      <w:r>
+        <w:rPr>
+          <w:sz w:val="22"/>
+          <w:szCs w:val="22"/>
+        </w:rPr>
+        <w:t xml:space="preserve">- 付费用户：$50（通过内容营销）</w:t>
+      </w:r>
+    </w:p>
+    <w:p>
+      <w:pPr>
+        <w:spacing w:after="80"/>
+      </w:pPr>
+      <w:r>
+        <w:rPr>
+          <w:sz w:val="22"/>
+          <w:szCs w:val="22"/>
+        </w:rPr>
+        <w:t xml:space="preserve">- 企业客户：$500（通过销售团队）</w:t>
       </w:r>
     </w:p>
     <w:p>
@@ -538,43 +790,19 @@
           <w:sz w:val="26"/>
           <w:szCs w:val="26"/>
         </w:rPr>
-        <w:t xml:space="preserve">时间线</w:t>
-      </w:r>
-    </w:p>
-    <w:p>
-      <w:pPr>
-        <w:spacing w:after="80"/>
-      </w:pPr>
-      <w:r>
-        <w:rPr>
-          <w:sz w:val="22"/>
-          <w:szCs w:val="22"/>
-        </w:rPr>
-        <w:t xml:space="preserve">7 月：产品发布（Alpha → Beta）</w:t>
-      </w:r>
-    </w:p>
-    <w:p>
-      <w:pPr>
-        <w:spacing w:after="80"/>
-      </w:pPr>
-      <w:r>
-        <w:rPr>
-          <w:sz w:val="22"/>
-          <w:szCs w:val="22"/>
-        </w:rPr>
-        <w:t xml:space="preserve">8 月：PLG 启动 + 企业直销启动</w:t>
-      </w:r>
-    </w:p>
-    <w:p>
-      <w:pPr>
-        <w:spacing w:after="80"/>
-      </w:pPr>
-      <w:r>
-        <w:rPr>
-          <w:sz w:val="22"/>
-          <w:szCs w:val="22"/>
-        </w:rPr>
-        <w:t xml:space="preserve">9 月：首批企业客户上线</w:t>
+        <w:t xml:space="preserve">客户反馈</w:t>
+      </w:r>
+    </w:p>
+    <w:p>
+      <w:pPr>
+        <w:spacing w:after="80"/>
+      </w:pPr>
+      <w:r>
+        <w:rPr>
+          <w:sz w:val="22"/>
+          <w:szCs w:val="22"/>
+        </w:rPr>
+        <w:t xml:space="preserve">李鑫汇报 Beta 用户反馈：</w:t>
       </w:r>
     </w:p>
     <w:p>
@@ -598,55 +826,223 @@
           <w:sz w:val="22"/>
           <w:szCs w:val="22"/>
         </w:rPr>
-        <w:t xml:space="preserve">关键里程碑：</w:t>
-      </w:r>
-    </w:p>
-    <w:p>
-      <w:pPr>
-        <w:spacing w:after="80"/>
-      </w:pPr>
-      <w:r>
-        <w:rPr>
-          <w:sz w:val="22"/>
-          <w:szCs w:val="22"/>
-        </w:rPr>
-        <w:t xml:space="preserve">- 7/15: Beta 版本发布</w:t>
-      </w:r>
-    </w:p>
-    <w:p>
-      <w:pPr>
-        <w:spacing w:after="80"/>
-      </w:pPr>
-      <w:r>
-        <w:rPr>
-          <w:sz w:val="22"/>
-          <w:szCs w:val="22"/>
-        </w:rPr>
-        <w:t xml:space="preserve">- 8/1: Landing page 上线</w:t>
-      </w:r>
-    </w:p>
-    <w:p>
-      <w:pPr>
-        <w:spacing w:after="80"/>
-      </w:pPr>
-      <w:r>
-        <w:rPr>
-          <w:sz w:val="22"/>
-          <w:szCs w:val="22"/>
-        </w:rPr>
-        <w:t xml:space="preserve">- 8/15: 首个付费客户</w:t>
-      </w:r>
-    </w:p>
-    <w:p>
-      <w:pPr>
-        <w:spacing w:after="80"/>
-      </w:pPr>
-      <w:r>
-        <w:rPr>
-          <w:sz w:val="22"/>
-          <w:szCs w:val="22"/>
-        </w:rPr>
-        <w:t xml:space="preserve">- 9/30: 10 家企业客户签约</w:t>
+        <w:t xml:space="preserve">用户 A（PM，NPS 9）：</w:t>
+      </w:r>
+    </w:p>
+    <w:p>
+      <w:pPr>
+        <w:spacing w:after="80"/>
+      </w:pPr>
+      <w:r>
+        <w:rPr>
+          <w:sz w:val="22"/>
+          <w:szCs w:val="22"/>
+        </w:rPr>
+        <w:t xml:space="preserve">- 最喜欢：溯源功能，能快速验证生成内容的准确性</w:t>
+      </w:r>
+    </w:p>
+    <w:p>
+      <w:pPr>
+        <w:spacing w:after="80"/>
+      </w:pPr>
+      <w:r>
+        <w:rPr>
+          <w:sz w:val="22"/>
+          <w:szCs w:val="22"/>
+        </w:rPr>
+        <w:t xml:space="preserve">- 建议：支持 Confluence/Notion 作为知识源</w:t>
+      </w:r>
+    </w:p>
+    <w:p>
+      <w:pPr>
+        <w:spacing w:after="80"/>
+      </w:pPr>
+      <w:r>
+        <w:rPr>
+          <w:sz w:val="22"/>
+          <w:szCs w:val="22"/>
+        </w:rPr>
+        <w:t xml:space="preserve">- 使用频率：每天 2-3 次</w:t>
+      </w:r>
+    </w:p>
+    <w:p>
+      <w:pPr>
+        <w:spacing w:after="80"/>
+      </w:pPr>
+      <w:r>
+        <w:rPr>
+          <w:sz w:val="22"/>
+          <w:szCs w:val="22"/>
+        </w:rPr>
+        <w:t xml:space="preserve"/>
+      </w:r>
+    </w:p>
+    <w:p>
+      <w:pPr>
+        <w:spacing w:after="80"/>
+      </w:pPr>
+      <w:r>
+        <w:rPr>
+          <w:sz w:val="22"/>
+          <w:szCs w:val="22"/>
+        </w:rPr>
+        <w:t xml:space="preserve">用户 B（Engineer，NPS 8）：</w:t>
+      </w:r>
+    </w:p>
+    <w:p>
+      <w:pPr>
+        <w:spacing w:after="80"/>
+      </w:pPr>
+      <w:r>
+        <w:rPr>
+          <w:sz w:val="22"/>
+          <w:szCs w:val="22"/>
+        </w:rPr>
+        <w:t xml:space="preserve">- 最喜欢：RAG 检索准确率高，生成的技术文档质量好</w:t>
+      </w:r>
+    </w:p>
+    <w:p>
+      <w:pPr>
+        <w:spacing w:after="80"/>
+      </w:pPr>
+      <w:r>
+        <w:rPr>
+          <w:sz w:val="22"/>
+          <w:szCs w:val="22"/>
+        </w:rPr>
+        <w:t xml:space="preserve">- 建议：支持代码片段生成，与 GitHub 集成</w:t>
+      </w:r>
+    </w:p>
+    <w:p>
+      <w:pPr>
+        <w:spacing w:after="80"/>
+      </w:pPr>
+      <w:r>
+        <w:rPr>
+          <w:sz w:val="22"/>
+          <w:szCs w:val="22"/>
+        </w:rPr>
+        <w:t xml:space="preserve">- 使用频率：每周 3-4 次</w:t>
+      </w:r>
+    </w:p>
+    <w:p>
+      <w:pPr>
+        <w:spacing w:after="80"/>
+      </w:pPr>
+      <w:r>
+        <w:rPr>
+          <w:sz w:val="22"/>
+          <w:szCs w:val="22"/>
+        </w:rPr>
+        <w:t xml:space="preserve"/>
+      </w:r>
+    </w:p>
+    <w:p>
+      <w:pPr>
+        <w:spacing w:after="80"/>
+      </w:pPr>
+      <w:r>
+        <w:rPr>
+          <w:sz w:val="22"/>
+          <w:szCs w:val="22"/>
+        </w:rPr>
+        <w:t xml:space="preserve">用户 C（Consultant，NPS 7）：</w:t>
+      </w:r>
+    </w:p>
+    <w:p>
+      <w:pPr>
+        <w:spacing w:after="80"/>
+      </w:pPr>
+      <w:r>
+        <w:rPr>
+          <w:sz w:val="22"/>
+          <w:szCs w:val="22"/>
+        </w:rPr>
+        <w:t xml:space="preserve">- 最喜欢：文档生成速度快，节省大量时间</w:t>
+      </w:r>
+    </w:p>
+    <w:p>
+      <w:pPr>
+        <w:spacing w:after="80"/>
+      </w:pPr>
+      <w:r>
+        <w:rPr>
+          <w:sz w:val="22"/>
+          <w:szCs w:val="22"/>
+        </w:rPr>
+        <w:t xml:space="preserve">- 建议：支持自定义模板，导出格式更多</w:t>
+      </w:r>
+    </w:p>
+    <w:p>
+      <w:pPr>
+        <w:spacing w:after="80"/>
+      </w:pPr>
+      <w:r>
+        <w:rPr>
+          <w:sz w:val="22"/>
+          <w:szCs w:val="22"/>
+        </w:rPr>
+        <w:t xml:space="preserve">- 使用频率：每周 2-3 次</w:t>
+      </w:r>
+    </w:p>
+    <w:p>
+      <w:pPr>
+        <w:spacing w:after="80"/>
+      </w:pPr>
+      <w:r>
+        <w:rPr>
+          <w:sz w:val="22"/>
+          <w:szCs w:val="22"/>
+        </w:rPr>
+        <w:t xml:space="preserve"/>
+      </w:r>
+    </w:p>
+    <w:p>
+      <w:pPr>
+        <w:spacing w:after="80"/>
+      </w:pPr>
+      <w:r>
+        <w:rPr>
+          <w:sz w:val="22"/>
+          <w:szCs w:val="22"/>
+        </w:rPr>
+        <w:t xml:space="preserve">Acme Corp（企业客户，200 人团队）：</w:t>
+      </w:r>
+    </w:p>
+    <w:p>
+      <w:pPr>
+        <w:spacing w:after="80"/>
+      </w:pPr>
+      <w:r>
+        <w:rPr>
+          <w:sz w:val="22"/>
+          <w:szCs w:val="22"/>
+        </w:rPr>
+        <w:t xml:space="preserve">- 需求：SSO 集成、批量文档生成、团队管理</w:t>
+      </w:r>
+    </w:p>
+    <w:p>
+      <w:pPr>
+        <w:spacing w:after="80"/>
+      </w:pPr>
+      <w:r>
+        <w:rPr>
+          <w:sz w:val="22"/>
+          <w:szCs w:val="22"/>
+        </w:rPr>
+        <w:t xml:space="preserve">- 预算：$49/月/人 × 50 人 = $2,450/月</w:t>
+      </w:r>
+    </w:p>
+    <w:p>
+      <w:pPr>
+        <w:spacing w:after="80"/>
+      </w:pPr>
+      <w:r>
+        <w:rPr>
+          <w:sz w:val="22"/>
+          <w:szCs w:val="22"/>
+        </w:rPr>
+        <w:t xml:space="preserve">- 决策人：CTO（赵军对接）</w:t>
       </w:r>
     </w:p>
     <w:sectPr>
